--- a/public/application-forms/2026/Individual/inhouse/EFG-Course-Registration-Individual-BTCCW-Application-Form.docx
+++ b/public/application-forms/2026/Individual/inhouse/EFG-Course-Registration-Individual-BTCCW-Application-Form.docx
@@ -10602,9 +10602,8 @@
           <w:szCs w:val="24"/>
           <w:lang w:bidi="ta-IN"/>
         </w:rPr>
-        <w:t xml:space="preserve">   __________________________</w:t>
+        <w:t xml:space="preserve">   __________________________            </w:t>
       </w:r>
-      <w:proofErr w:type="gramStart"/>
       <w:r>
         <w:rPr>
           <w:rFonts w:ascii="Times New Roman" w:eastAsia="Times New Roman" w:hAnsi="Times New Roman" w:cs="Latha"/>
@@ -10612,7 +10611,7 @@
           <w:szCs w:val="24"/>
           <w:lang w:bidi="ta-IN"/>
         </w:rPr>
-        <w:t xml:space="preserve">            </w:t>
+        <w:t xml:space="preserve">   </w:t>
       </w:r>
       <w:r>
         <w:rPr>
@@ -10621,7 +10620,7 @@
           <w:szCs w:val="24"/>
           <w:lang w:bidi="ta-IN"/>
         </w:rPr>
-        <w:t xml:space="preserve">   </w:t>
+        <w:t xml:space="preserve">  </w:t>
       </w:r>
       <w:r>
         <w:rPr>
@@ -10630,26 +10629,7 @@
           <w:szCs w:val="24"/>
           <w:lang w:bidi="ta-IN"/>
         </w:rPr>
-        <w:t xml:space="preserve">  </w:t>
-      </w:r>
-      <w:r>
-        <w:rPr>
-          <w:rFonts w:ascii="Times New Roman" w:eastAsia="Times New Roman" w:hAnsi="Times New Roman" w:cs="Latha"/>
-          <w:sz w:val="24"/>
-          <w:szCs w:val="24"/>
-          <w:lang w:bidi="ta-IN"/>
-        </w:rPr>
-        <w:t xml:space="preserve">     </w:t>
-      </w:r>
-      <w:proofErr w:type="gramEnd"/>
-      <w:r>
-        <w:rPr>
-          <w:rFonts w:ascii="Times New Roman" w:eastAsia="Times New Roman" w:hAnsi="Times New Roman" w:cs="Latha"/>
-          <w:sz w:val="24"/>
-          <w:szCs w:val="24"/>
-          <w:lang w:bidi="ta-IN"/>
-        </w:rPr>
-        <w:t>__________________________</w:t>
+        <w:t xml:space="preserve">     __________________________</w:t>
       </w:r>
       <w:r>
         <w:rPr>
@@ -10893,7 +10873,6 @@
                             <w:lang w:bidi="ta-IN"/>
                           </w:rPr>
                         </w:pPr>
-                        <w:proofErr w:type="gramStart"/>
                         <w:r>
                           <w:rPr>
                             <w:rFonts w:ascii="Aptos" w:eastAsia="Aptos" w:hAnsi="Aptos" w:cs="Latha"/>
@@ -10903,7 +10882,6 @@
                           </w:rPr>
                           <w:t>Date :</w:t>
                         </w:r>
-                        <w:proofErr w:type="gramEnd"/>
                       </w:p>
                     </w:tc>
                     <w:tc>
@@ -11596,21 +11574,12 @@
                       </wp:inline>
                     </w:drawing>
                   </w:r>
-                  <w:proofErr w:type="spellStart"/>
                   <w:r>
                     <w:rPr>
                       <w:rFonts w:ascii="Calibri" w:eastAsia="Times New Roman" w:hAnsi="Calibri" w:cs="Calibri"/>
                       <w:lang w:bidi="ta-IN"/>
                     </w:rPr>
-                    <w:t>Cheque</w:t>
-                  </w:r>
-                  <w:proofErr w:type="spellEnd"/>
-                  <w:r>
-                    <w:rPr>
-                      <w:rFonts w:ascii="Calibri" w:eastAsia="Times New Roman" w:hAnsi="Calibri" w:cs="Calibri"/>
-                      <w:lang w:bidi="ta-IN"/>
-                    </w:rPr>
-                    <w:t xml:space="preserve"> No. __________     </w:t>
+                    <w:t xml:space="preserve">Cheque No. __________     </w:t>
                   </w:r>
                   <w:r>
                     <w:rPr>
@@ -12027,7 +11996,6 @@
                             <w:lang w:bidi="ta-IN"/>
                           </w:rPr>
                         </w:pPr>
-                        <w:proofErr w:type="gramStart"/>
                         <w:r>
                           <w:rPr>
                             <w:rFonts w:ascii="Aptos" w:eastAsia="Aptos" w:hAnsi="Aptos" w:cs="Latha"/>
@@ -12037,7 +12005,6 @@
                           </w:rPr>
                           <w:t>Date :</w:t>
                         </w:r>
-                        <w:proofErr w:type="gramEnd"/>
                       </w:p>
                     </w:tc>
                     <w:tc>
@@ -14095,9 +14062,18 @@
         <w:rFonts w:ascii="Calibri" w:eastAsia="Times New Roman" w:hAnsi="Calibri" w:cs="Calibri"/>
         <w:sz w:val="18"/>
         <w:szCs w:val="18"/>
-        <w:lang w:val="x-none" w:eastAsia="x-none" w:bidi="ta-IN"/>
+        <w:lang w:eastAsia="x-none" w:bidi="ta-IN"/>
       </w:rPr>
-      <w:t xml:space="preserve">EFG-SP-01 </w:t>
+      <w:t>EFG-SP-02 A</w:t>
+    </w:r>
+    <w:r>
+      <w:rPr>
+        <w:rFonts w:ascii="Calibri" w:eastAsia="Times New Roman" w:hAnsi="Calibri" w:cs="Calibri"/>
+        <w:sz w:val="18"/>
+        <w:szCs w:val="18"/>
+        <w:lang w:eastAsia="x-none" w:bidi="ta-IN"/>
+      </w:rPr>
+      <w:t xml:space="preserve"> </w:t>
     </w:r>
     <w:r>
       <w:rPr>
@@ -14106,16 +14082,7 @@
         <w:szCs w:val="18"/>
         <w:lang w:val="x-none" w:eastAsia="x-none" w:bidi="ta-IN"/>
       </w:rPr>
-      <w:t>A</w:t>
-    </w:r>
-    <w:r>
-      <w:rPr>
-        <w:rFonts w:ascii="Calibri" w:eastAsia="Times New Roman" w:hAnsi="Calibri" w:cs="Calibri"/>
-        <w:sz w:val="18"/>
-        <w:szCs w:val="18"/>
-        <w:lang w:val="x-none" w:eastAsia="x-none" w:bidi="ta-IN"/>
-      </w:rPr>
-      <w:t xml:space="preserve"> | Rev0</w:t>
+      <w:t>| Rev0</w:t>
     </w:r>
     <w:r>
       <w:rPr>
@@ -14218,7 +14185,7 @@
           <v:path o:extrusionok="f" gradientshapeok="t" o:connecttype="rect"/>
           <o:lock v:ext="edit" aspectratio="t"/>
         </v:shapetype>
-        <v:shape id="Picture 23" o:spid="_x0000_i1026" type="#_x0000_t75" alt="Service Provider for iso Certification in Singapore ..." style="width:39.75pt;height:37.5pt;visibility:visible">
+        <v:shape id="Picture 23" o:spid="_x0000_i1077" type="#_x0000_t75" alt="Service Provider for iso Certification in Singapore ..." style="width:39.75pt;height:37.5pt;visibility:visible">
           <v:imagedata r:id="rId1" o:title="Service Provider for iso Certification in Singapore "/>
         </v:shape>
       </w:pict>
@@ -14239,7 +14206,7 @@
         <w:lang w:val="en-SG" w:eastAsia="en-SG"/>
       </w:rPr>
       <w:pict w14:anchorId="5F42957E">
-        <v:shape id="Picture 25" o:spid="_x0000_i1027" type="#_x0000_t75" alt="Service Provider for iso Certification in Singapore - Banyancertification" style="width:33.75pt;height:36pt;visibility:visible">
+        <v:shape id="Picture 25" o:spid="_x0000_i1078" type="#_x0000_t75" alt="Service Provider for iso Certification in Singapore - Banyancertification" style="width:33.75pt;height:36pt;visibility:visible">
           <v:imagedata r:id="rId2" o:title="Service Provider for iso Certification in Singapore - Banyancertification"/>
         </v:shape>
       </w:pict>
@@ -14260,7 +14227,7 @@
         <w:lang w:val="en-SG" w:eastAsia="en-SG"/>
       </w:rPr>
       <w:pict w14:anchorId="186DEA8D">
-        <v:shape id="Picture 1" o:spid="_x0000_i1028" type="#_x0000_t75" style="width:33pt;height:34.5pt;visibility:visible">
+        <v:shape id="Picture 1" o:spid="_x0000_i1079" type="#_x0000_t75" style="width:33pt;height:34.5pt;visibility:visible">
           <v:imagedata r:id="rId3" o:title=""/>
         </v:shape>
       </w:pict>
@@ -14281,7 +14248,7 @@
         <w:lang w:val="en-SG" w:eastAsia="en-SG"/>
       </w:rPr>
       <w:pict w14:anchorId="4BCBECA7">
-        <v:shape id="Picture 8" o:spid="_x0000_i1029" type="#_x0000_t75" alt="ssg" style="width:55.5pt;height:32.25pt;visibility:visible">
+        <v:shape id="Picture 8" o:spid="_x0000_i1080" type="#_x0000_t75" alt="ssg" style="width:55.5pt;height:32.25pt;visibility:visible">
           <v:imagedata r:id="rId4" o:title="ssg"/>
         </v:shape>
       </w:pict>
@@ -14302,7 +14269,7 @@
         <w:lang w:val="en-SG" w:eastAsia="en-SG"/>
       </w:rPr>
       <w:pict w14:anchorId="69429CCE">
-        <v:shape id="Picture 20" o:spid="_x0000_i1030" type="#_x0000_t75" style="width:60.75pt;height:33.75pt;visibility:visible">
+        <v:shape id="Picture 20" o:spid="_x0000_i1081" type="#_x0000_t75" style="width:60.75pt;height:33.75pt;visibility:visible">
           <v:imagedata r:id="rId5" o:title="WhatsApp Image 2023-05-31 at 12" croptop="3799f" cropbottom="2713f" cropleft="1852f" cropright="1256f"/>
         </v:shape>
       </w:pict>
@@ -14325,7 +14292,7 @@
         <w:lang w:val="en-SG" w:eastAsia="en-SG"/>
       </w:rPr>
       <w:pict w14:anchorId="3B867862">
-        <v:shape id="_x0000_i1031" type="#_x0000_t75" style="width:45pt;height:29.25pt;visibility:visible">
+        <v:shape id="_x0000_i1082" type="#_x0000_t75" style="width:45pt;height:29.25pt;visibility:visible">
           <v:imagedata r:id="rId6" o:title=""/>
         </v:shape>
       </w:pict>
@@ -14437,7 +14404,34 @@
         <w:szCs w:val="16"/>
         <w:lang w:val="x-none" w:eastAsia="x-none" w:bidi="ta-IN"/>
       </w:rPr>
-      <w:t xml:space="preserve">            EFG-SP-01 A | Rev03/01-02-202</w:t>
+      <w:t xml:space="preserve">            </w:t>
+    </w:r>
+    <w:r>
+      <w:rPr>
+        <w:rFonts w:ascii="Calibri" w:eastAsia="Times New Roman" w:hAnsi="Calibri" w:cs="Calibri"/>
+        <w:sz w:val="16"/>
+        <w:szCs w:val="16"/>
+        <w:lang w:eastAsia="x-none" w:bidi="ta-IN"/>
+      </w:rPr>
+      <w:t>EFG-SP-02 A</w:t>
+    </w:r>
+    <w:r>
+      <w:rPr>
+        <w:rFonts w:ascii="Calibri" w:eastAsia="Times New Roman" w:hAnsi="Calibri" w:cs="Calibri"/>
+        <w:sz w:val="16"/>
+        <w:szCs w:val="16"/>
+        <w:lang w:eastAsia="x-none" w:bidi="ta-IN"/>
+      </w:rPr>
+      <w:t xml:space="preserve"> </w:t>
+    </w:r>
+    <w:r>
+      <w:rPr>
+        <w:rFonts w:ascii="Calibri" w:eastAsia="Times New Roman" w:hAnsi="Calibri" w:cs="Calibri"/>
+        <w:sz w:val="16"/>
+        <w:szCs w:val="16"/>
+        <w:lang w:val="x-none" w:eastAsia="x-none" w:bidi="ta-IN"/>
+      </w:rPr>
+      <w:t>| Rev03/01-02-202</w:t>
     </w:r>
     <w:r>
       <w:rPr>
@@ -16598,7 +16592,6 @@
   <w:style w:type="character" w:default="1" w:styleId="DefaultParagraphFont">
     <w:name w:val="Default Paragraph Font"/>
     <w:uiPriority w:val="1"/>
-    <w:semiHidden/>
     <w:unhideWhenUsed/>
   </w:style>
   <w:style w:type="table" w:default="1" w:styleId="TableNormal">
